--- a/facilitator-guide-incident-review.docx
+++ b/facilitator-guide-incident-review.docx
@@ -889,6 +889,142 @@
       </w:r>
       <w:r>
         <w:t xml:space="preserve"> if people are reluctant to speak openly.</w:t>
+      </w:r>
+    </w:p>
+    <w:p>
+      <w:pPr>
+        <w:pStyle w:val="Heading1"/>
+      </w:pPr>
+      <w:r>
+        <w:t xml:space="preserve">Recreate it in your whiteboard</w:t>
+      </w:r>
+    </w:p>
+    <w:p>
+      <w:pPr>
+        <w:pStyle w:val="Small"/>
+      </w:pPr>
+      <w:r>
+        <w:t xml:space="preserve">Paste this into your whiteboard's AI assistant (for example Miro AI or Atlassian Rovo) or a general assistant, to get an editable, native version of the board. Results vary by tool, so expect to tidy it up. For an exact copy, import the SVG as a locked background instead.</w:t>
+      </w:r>
+    </w:p>
+    <w:p>
+      <w:r>
+        <w:t xml:space="preserve">Create an editable whiteboard for “Blameless Incident Review”, a workshop board.</w:t>
+      </w:r>
+    </w:p>
+    <w:p>
+      <w:r>
+        <w:t xml:space="preserve">Purpose: Learn from an incident without blame: what happened, why it made sense at the time, and how to make it less likely.</w:t>
+      </w:r>
+    </w:p>
+    <w:p>
+      <w:r>
+        <w:t xml:space="preserve">Layout: a wide landscape board (about 16:11). Make one frame per section below, placed as described. In each frame, add the section name as a heading, then its content as short text labels or empty fields to fill in. Leave space in each frame for sticky notes. Use the header colour given. Keep the wording as written and don't add extra content.</w:t>
+      </w:r>
+    </w:p>
+    <w:p>
+      <w:r>
+        <w:t xml:space="preserve">Header fields to fill in: Incident, Review Date</w:t>
+      </w:r>
+    </w:p>
+    <w:p>
+      <w:r>
+        <w:t xml:space="preserve">Sections:</w:t>
+      </w:r>
+    </w:p>
+    <w:p>
+      <w:r>
+        <w:t xml:space="preserve">1. Summary: top left, about 65% wide and 20% tall; header colour slate grey.</w:t>
+      </w:r>
+    </w:p>
+    <w:p>
+      <w:r>
+        <w:t xml:space="preserve">   Subtitle: Facts only</w:t>
+      </w:r>
+    </w:p>
+    <w:p>
+      <w:r>
+        <w:t xml:space="preserve">   Content: What happened: · Detected by / how: · Impact (who, how long): · Duration to recover: · Severity: · 1 · critical · 2 · major · 3 · minor · 4 · near miss</w:t>
+      </w:r>
+    </w:p>
+    <w:p>
+      <w:r>
+        <w:t xml:space="preserve">2. Ground Rules: top right, about 35% wide and 20% tall; header colour purple.</w:t>
+      </w:r>
+    </w:p>
+    <w:p>
+      <w:r>
+        <w:t xml:space="preserve">   Subtitle: Read aloud at the start</w:t>
+      </w:r>
+    </w:p>
+    <w:p>
+      <w:r>
+        <w:t xml:space="preserve">   Content: We look at systems, not at who to blame · People did what made sense with what they knew · Curiosity over judgement: ask “how”, not “who” · What we learn is shared openly</w:t>
+      </w:r>
+    </w:p>
+    <w:p>
+      <w:r>
+        <w:t xml:space="preserve">3. Timeline: middle full width, about 100% wide and 30% tall; header colour blue.</w:t>
+      </w:r>
+    </w:p>
+    <w:p>
+      <w:r>
+        <w:t xml:space="preserve">   Subtitle: What did people know at each point?</w:t>
+      </w:r>
+    </w:p>
+    <w:p>
+      <w:r>
+        <w:t xml:space="preserve">   Content: Time: · What happened: · What we knew then: · WHAT WE DID AND WHY</w:t>
+      </w:r>
+    </w:p>
+    <w:p>
+      <w:r>
+        <w:t xml:space="preserve">4. Contributing Factors: bottom left, about 65% wide and 30% tall; header colour orange.</w:t>
+      </w:r>
+    </w:p>
+    <w:p>
+      <w:r>
+        <w:t xml:space="preserve">   Subtitle: Usually several · rarely one root cause</w:t>
+      </w:r>
+    </w:p>
+    <w:p>
+      <w:r>
+        <w:t xml:space="preserve">   Content: Technology · Process · Knowledge · Environment · Communication</w:t>
+      </w:r>
+    </w:p>
+    <w:p>
+      <w:r>
+        <w:t xml:space="preserve">5. What Helped: bottom right, about 15% wide and 30% tall; header colour emerald green.</w:t>
+      </w:r>
+    </w:p>
+    <w:p>
+      <w:r>
+        <w:t xml:space="preserve">6. Where We Got Lucky: bottom right, about 15% wide and 30% tall; header colour amber.</w:t>
+      </w:r>
+    </w:p>
+    <w:p>
+      <w:r>
+        <w:t xml:space="preserve">7. Follow-up Actions: bottom full width, about 100% wide and 15% tall; header colour dark green.</w:t>
+      </w:r>
+    </w:p>
+    <w:p>
+      <w:r>
+        <w:t xml:space="preserve">   Subtitle: Prevent · detect sooner · recover faster</w:t>
+      </w:r>
+    </w:p>
+    <w:p>
+      <w:r>
+        <w:t xml:space="preserve">   Content: Action: · TYPE: PREVENT / DETECT / RECOVER · Owner: · Due:</w:t>
+      </w:r>
+    </w:p>
+    <w:p>
+      <w:r>
+        <w:t xml:space="preserve">Footer questions: “Why did it make sense to them at the time?” “What would make the next incident less likely, or easier to recover from?”</w:t>
+      </w:r>
+    </w:p>
+    <w:p>
+      <w:r>
+        <w:t xml:space="preserve">Original board for reference: https://eparker71.github.io/agile-ways-of-working/incident-review-board.html</w:t>
       </w:r>
     </w:p>
     <w:p>

--- a/facilitator-guide-incident-review.docx
+++ b/facilitator-guide-incident-review.docx
@@ -220,7 +220,7 @@
         </w:numPr>
       </w:pPr>
       <w:r>
-        <w:t xml:space="preserve">Print the board at A3, or load the SVG as a digital background</w:t>
+        <w:t xml:space="preserve">Print the board at A3 or 11×17, or load the SVG as a digital background</w:t>
       </w:r>
     </w:p>
     <w:p>
